--- a/QA/FETCH-Test-Script-Testing-Flow.docx
+++ b/QA/FETCH-Test-Script-Testing-Flow.docx
@@ -3071,7 +3071,7 @@
                 <w:sz w:val="16"/>
                 <w:szCs w:val="16"/>
               </w:rPr>
-              <w:t xml:space="preserve">A tooltip "Please fill out this field." is displayed on Product name; nothing is saved.</w:t>
+              <w:t xml:space="preserve">"Enter the product name." is displayed under Product name (and under each other empty required field, what it needs); nothing is saved.</w:t>
             </w:r>
           </w:p>
         </w:tc>
@@ -3305,7 +3305,7 @@
                 <w:sz w:val="16"/>
                 <w:szCs w:val="16"/>
               </w:rPr>
-              <w:t xml:space="preserve">SKU: TEST-DOG-01; Product name: TEST Dog Treats; Category; Unit price: 120.50; Stock: 5; Reorder level: 10; Supplier: the one linked to the Supplier test account</w:t>
+              <w:t xml:space="preserve">Product name: TEST Dog Treats; Category; SKU: TEST-DOG-01; Unit price: 120.50; Stock on hand: 5; Reorder level: 10; Supplier: the one linked to the Supplier test account</w:t>
             </w:r>
           </w:p>
         </w:tc>

--- a/QA/FETCH-Test-Script-Testing-Flow.docx
+++ b/QA/FETCH-Test-Script-Testing-Flow.docx
@@ -3305,7 +3305,7 @@
                 <w:sz w:val="16"/>
                 <w:szCs w:val="16"/>
               </w:rPr>
-              <w:t xml:space="preserve">Product name: TEST Dog Treats; Category; SKU: TEST-DOG-01; Unit price: 120.50; Stock on hand: 5; Reorder level: 10; Supplier: the one linked to the Supplier test account</w:t>
+              <w:t>Product name: TEST Dog Treats; Category; Product type: Dry food (the SKU fills in by itself); Unit price: 120.50; Stock on hand: 5; Reorder level: 10; Supplier: the one linked to the Supplier test account</w:t>
             </w:r>
           </w:p>
         </w:tc>
